--- a/zht/docx/12.content.docx
+++ b/zht/docx/12.content.docx
@@ -19,7 +19,7 @@
         <w:rPr>
           <w:lang w:val="zh_TW" w:bidi="zh_TW"/>
         </w:rPr>
-        <w:t>Resource: 研讀筆記 - 書籍簡介 (Tyndale)</w:t>
+        <w:t>Resource: Tyndale Open Study Notes</w:t>
       </w:r>
       <w:r>
         <w:rPr>
@@ -112,7 +112,7 @@
         <w:rPr>
           <w:lang w:val="zh_TW" w:bidi="zh_TW"/>
         </w:rPr>
-        <w:t>研讀筆記 - 書籍簡介 (Tyndale)</w:t>
+        <w:t>Tyndale Open Study Notes</w:t>
       </w:r>
     </w:p>
     <w:p>

--- a/zht/docx/12.content.docx
+++ b/zht/docx/12.content.docx
@@ -19,7 +19,7 @@
         <w:rPr>
           <w:lang w:val="zh_TW" w:bidi="zh_TW"/>
         </w:rPr>
-        <w:t>Resource: Tyndale Open Study Notes</w:t>
+        <w:t>Resource: Aquifer Open Study Notes (Book Intros)</w:t>
       </w:r>
       <w:r>
         <w:rPr>
@@ -112,7 +112,7 @@
         <w:rPr>
           <w:lang w:val="zh_TW" w:bidi="zh_TW"/>
         </w:rPr>
-        <w:t>Tyndale Open Study Notes</w:t>
+        <w:t>Aquifer Open Study Notes (Book Intros)</w:t>
       </w:r>
     </w:p>
     <w:p>

--- a/zht/docx/12.content.docx
+++ b/zht/docx/12.content.docx
@@ -283,72 +283,48 @@
         </w:rPr>
         <w:t>列王紀下是圍繞以色列和猶大的君王統治時期所編寫的。其中涵蓋了四個不同的時期：（1）北國第三王朝的末期（公元前853–841年，</w:t>
       </w:r>
-      <w:hyperlink r:id="rId13">
-        <w:r>
-          <w:rPr>
-            <w:lang w:val="zh_TW" w:bidi="zh_TW"/>
-          </w:rPr>
-          <w:rPr>
-            <w:color w:val="0000EE"/>
-            <w:u w:val="single"/>
-          </w:rPr>
-          <w:t>1:1–9:37</w:t>
-        </w:r>
-      </w:hyperlink>
+      <w:r>
+        <w:rPr>
+          <w:lang w:val="zh_TW" w:bidi="zh_TW"/>
+        </w:rPr>
+        <w:t>1:1–9:37</w:t>
+      </w:r>
       <w:r>
         <w:rPr>
           <w:lang w:val="zh_TW" w:bidi="zh_TW"/>
         </w:rPr>
         <w:t>），（2）北國第四王朝的時代（公元前841–752年，</w:t>
       </w:r>
-      <w:hyperlink r:id="rId14">
-        <w:r>
-          <w:rPr>
-            <w:lang w:val="zh_TW" w:bidi="zh_TW"/>
-          </w:rPr>
-          <w:rPr>
-            <w:color w:val="0000EE"/>
-            <w:u w:val="single"/>
-          </w:rPr>
-          <w:t>10:1–15:12</w:t>
-        </w:r>
-      </w:hyperlink>
+      <w:r>
+        <w:rPr>
+          <w:lang w:val="zh_TW" w:bidi="zh_TW"/>
+        </w:rPr>
+        <w:t>10:1–15:12</w:t>
+      </w:r>
       <w:r>
         <w:rPr>
           <w:lang w:val="zh_TW" w:bidi="zh_TW"/>
         </w:rPr>
         <w:t>），（3）北國的衰落和滅亡時期（公元前752–722年，</w:t>
       </w:r>
-      <w:hyperlink r:id="rId15">
-        <w:r>
-          <w:rPr>
-            <w:lang w:val="zh_TW" w:bidi="zh_TW"/>
-          </w:rPr>
-          <w:rPr>
-            <w:color w:val="0000EE"/>
-            <w:u w:val="single"/>
-          </w:rPr>
-          <w:t>15:13–17:41</w:t>
-        </w:r>
-      </w:hyperlink>
+      <w:r>
+        <w:rPr>
+          <w:lang w:val="zh_TW" w:bidi="zh_TW"/>
+        </w:rPr>
+        <w:t>15:13–17:41</w:t>
+      </w:r>
       <w:r>
         <w:rPr>
           <w:lang w:val="zh_TW" w:bidi="zh_TW"/>
         </w:rPr>
         <w:t>），以及（4）南國的最後時期（公元前722–586年，</w:t>
       </w:r>
-      <w:hyperlink r:id="rId16">
-        <w:r>
-          <w:rPr>
-            <w:lang w:val="zh_TW" w:bidi="zh_TW"/>
-          </w:rPr>
-          <w:rPr>
-            <w:color w:val="0000EE"/>
-            <w:u w:val="single"/>
-          </w:rPr>
-          <w:t>18:1–25:30</w:t>
-        </w:r>
-      </w:hyperlink>
+      <w:r>
+        <w:rPr>
+          <w:lang w:val="zh_TW" w:bidi="zh_TW"/>
+        </w:rPr>
+        <w:t>18:1–25:30</w:t>
+      </w:r>
       <w:r>
         <w:rPr>
           <w:lang w:val="zh_TW" w:bidi="zh_TW"/>
@@ -369,72 +345,48 @@
         </w:rPr>
         <w:t>這本書以以色列王亞哈謝的意外死亡開始（</w:t>
       </w:r>
-      <w:hyperlink r:id="rId17">
-        <w:r>
-          <w:rPr>
-            <w:lang w:val="zh_TW" w:bidi="zh_TW"/>
-          </w:rPr>
-          <w:rPr>
-            <w:color w:val="0000EE"/>
-            <w:u w:val="single"/>
-          </w:rPr>
-          <w:t>1:1–18</w:t>
-        </w:r>
-      </w:hyperlink>
+      <w:r>
+        <w:rPr>
+          <w:lang w:val="zh_TW" w:bidi="zh_TW"/>
+        </w:rPr>
+        <w:t>1:1–18</w:t>
+      </w:r>
       <w:r>
         <w:rPr>
           <w:lang w:val="zh_TW" w:bidi="zh_TW"/>
         </w:rPr>
         <w:t>），並以以利亞生命的最後事件作結束，當時神將他接到天上（</w:t>
       </w:r>
-      <w:hyperlink r:id="rId18">
-        <w:r>
-          <w:rPr>
-            <w:lang w:val="zh_TW" w:bidi="zh_TW"/>
-          </w:rPr>
-          <w:rPr>
-            <w:color w:val="0000EE"/>
-            <w:u w:val="single"/>
-          </w:rPr>
-          <w:t>2:1–12</w:t>
-        </w:r>
-      </w:hyperlink>
+      <w:r>
+        <w:rPr>
+          <w:lang w:val="zh_TW" w:bidi="zh_TW"/>
+        </w:rPr>
+        <w:t>2:1–12</w:t>
+      </w:r>
       <w:r>
         <w:rPr>
           <w:lang w:val="zh_TW" w:bidi="zh_TW"/>
         </w:rPr>
         <w:t>）。先知的衣缽傳給了以利沙，他的神蹟和預言佔據了接下來的幾章（</w:t>
       </w:r>
-      <w:hyperlink r:id="rId19">
-        <w:r>
-          <w:rPr>
-            <w:lang w:val="zh_TW" w:bidi="zh_TW"/>
-          </w:rPr>
-          <w:rPr>
-            <w:color w:val="0000EE"/>
-            <w:u w:val="single"/>
-          </w:rPr>
-          <w:t>2:12–8:15</w:t>
-        </w:r>
-      </w:hyperlink>
+      <w:r>
+        <w:rPr>
+          <w:lang w:val="zh_TW" w:bidi="zh_TW"/>
+        </w:rPr>
+        <w:t>2:12–8:15</w:t>
+      </w:r>
       <w:r>
         <w:rPr>
           <w:lang w:val="zh_TW" w:bidi="zh_TW"/>
         </w:rPr>
         <w:t>；見</w:t>
       </w:r>
-      <w:hyperlink r:id="rId20">
-        <w:r>
-          <w:rPr>
-            <w:lang w:val="zh_TW" w:bidi="zh_TW"/>
-          </w:rPr>
-          <w:rPr>
-            <w:color w:val="0000EE"/>
-            <w:u w:val="single"/>
-          </w:rPr>
-          <w:t>9:1–10</w:t>
-        </w:r>
-      </w:hyperlink>
+      <w:r>
+        <w:rPr>
+          <w:lang w:val="zh_TW" w:bidi="zh_TW"/>
+        </w:rPr>
+        <w:t>9:1–10</w:t>
+      </w:r>
       <w:r>
         <w:rPr>
           <w:lang w:val="zh_TW" w:bidi="zh_TW"/>
@@ -455,90 +407,60 @@
         </w:rPr>
         <w:t>在猶大王約蘭和亞哈謝的統治期間（</w:t>
       </w:r>
-      <w:hyperlink r:id="rId21">
-        <w:r>
-          <w:rPr>
-            <w:lang w:val="zh_TW" w:bidi="zh_TW"/>
-          </w:rPr>
-          <w:rPr>
-            <w:color w:val="0000EE"/>
-            <w:u w:val="single"/>
-          </w:rPr>
-          <w:t>8:16–29</w:t>
-        </w:r>
-      </w:hyperlink>
+      <w:r>
+        <w:rPr>
+          <w:lang w:val="zh_TW" w:bidi="zh_TW"/>
+        </w:rPr>
+        <w:t>8:16–29</w:t>
+      </w:r>
       <w:r>
         <w:rPr>
           <w:lang w:val="zh_TW" w:bidi="zh_TW"/>
         </w:rPr>
         <w:t>），耶戶殺了約蘭王和亞哈謝王，將故事帶到了公元前841年這個關鍵年份。耶戶還處決了耶洗別、亞哈家族的倖存者以及拜巴力的官員（</w:t>
       </w:r>
-      <w:hyperlink r:id="rId22">
-        <w:r>
-          <w:rPr>
-            <w:lang w:val="zh_TW" w:bidi="zh_TW"/>
-          </w:rPr>
-          <w:rPr>
-            <w:color w:val="0000EE"/>
-            <w:u w:val="single"/>
-          </w:rPr>
-          <w:t>9:11–10:29</w:t>
-        </w:r>
-      </w:hyperlink>
+      <w:r>
+        <w:rPr>
+          <w:lang w:val="zh_TW" w:bidi="zh_TW"/>
+        </w:rPr>
+        <w:t>9:11–10:29</w:t>
+      </w:r>
       <w:r>
         <w:rPr>
           <w:lang w:val="zh_TW" w:bidi="zh_TW"/>
         </w:rPr>
         <w:t>）。從此，耶戶開始了二十八年的統治（</w:t>
       </w:r>
-      <w:hyperlink r:id="rId23">
-        <w:r>
-          <w:rPr>
-            <w:lang w:val="zh_TW" w:bidi="zh_TW"/>
-          </w:rPr>
-          <w:rPr>
-            <w:color w:val="0000EE"/>
-            <w:u w:val="single"/>
-          </w:rPr>
-          <w:t>10:30–36</w:t>
-        </w:r>
-      </w:hyperlink>
+      <w:r>
+        <w:rPr>
+          <w:lang w:val="zh_TW" w:bidi="zh_TW"/>
+        </w:rPr>
+        <w:t>10:30–36</w:t>
+      </w:r>
       <w:r>
         <w:rPr>
           <w:lang w:val="zh_TW" w:bidi="zh_TW"/>
         </w:rPr>
         <w:t>）。與此同時，亞她利雅（</w:t>
       </w:r>
-      <w:hyperlink r:id="rId24">
-        <w:r>
-          <w:rPr>
-            <w:lang w:val="zh_TW" w:bidi="zh_TW"/>
-          </w:rPr>
-          <w:rPr>
-            <w:color w:val="0000EE"/>
-            <w:u w:val="single"/>
-          </w:rPr>
-          <w:t>11:1–20</w:t>
-        </w:r>
-      </w:hyperlink>
+      <w:r>
+        <w:rPr>
+          <w:lang w:val="zh_TW" w:bidi="zh_TW"/>
+        </w:rPr>
+        <w:t>11:1–20</w:t>
+      </w:r>
       <w:r>
         <w:rPr>
           <w:lang w:val="zh_TW" w:bidi="zh_TW"/>
         </w:rPr>
         <w:t>）篡奪了猶大的王位，並統治了六年，直到忠於大衛家族的人立年幼的約阿施為王（</w:t>
       </w:r>
-      <w:hyperlink r:id="rId25">
-        <w:r>
-          <w:rPr>
-            <w:lang w:val="zh_TW" w:bidi="zh_TW"/>
-          </w:rPr>
-          <w:rPr>
-            <w:color w:val="0000EE"/>
-            <w:u w:val="single"/>
-          </w:rPr>
-          <w:t>12:1–21</w:t>
-        </w:r>
-      </w:hyperlink>
+      <w:r>
+        <w:rPr>
+          <w:lang w:val="zh_TW" w:bidi="zh_TW"/>
+        </w:rPr>
+        <w:t>12:1–21</w:t>
+      </w:r>
       <w:r>
         <w:rPr>
           <w:lang w:val="zh_TW" w:bidi="zh_TW"/>
@@ -559,90 +481,60 @@
         </w:rPr>
         <w:t>這兩個王國都享有了一段時間的繁榮（</w:t>
       </w:r>
-      <w:hyperlink r:id="rId26">
-        <w:r>
-          <w:rPr>
-            <w:lang w:val="zh_TW" w:bidi="zh_TW"/>
-          </w:rPr>
-          <w:rPr>
-            <w:color w:val="0000EE"/>
-            <w:u w:val="single"/>
-          </w:rPr>
-          <w:t>14:23–15:7</w:t>
-        </w:r>
-      </w:hyperlink>
+      <w:r>
+        <w:rPr>
+          <w:lang w:val="zh_TW" w:bidi="zh_TW"/>
+        </w:rPr>
+        <w:t>14:23–15:7</w:t>
+      </w:r>
       <w:r>
         <w:rPr>
           <w:lang w:val="zh_TW" w:bidi="zh_TW"/>
         </w:rPr>
         <w:t>），但北國繼續作惡並進入衰敗期：撒迦利亞被殺（</w:t>
       </w:r>
-      <w:hyperlink r:id="rId27">
-        <w:r>
-          <w:rPr>
-            <w:lang w:val="zh_TW" w:bidi="zh_TW"/>
-          </w:rPr>
-          <w:rPr>
-            <w:color w:val="0000EE"/>
-            <w:u w:val="single"/>
-          </w:rPr>
-          <w:t>15:8–12</w:t>
-        </w:r>
-      </w:hyperlink>
+      <w:r>
+        <w:rPr>
+          <w:lang w:val="zh_TW" w:bidi="zh_TW"/>
+        </w:rPr>
+        <w:t>15:8–12</w:t>
+      </w:r>
       <w:r>
         <w:rPr>
           <w:lang w:val="zh_TW" w:bidi="zh_TW"/>
         </w:rPr>
         <w:t>）之後，沙龍、米拿現、比加轄、比加和何細亞接連短暫統治北國（</w:t>
       </w:r>
-      <w:hyperlink r:id="rId28">
-        <w:r>
-          <w:rPr>
-            <w:lang w:val="zh_TW" w:bidi="zh_TW"/>
-          </w:rPr>
-          <w:rPr>
-            <w:color w:val="0000EE"/>
-            <w:u w:val="single"/>
-          </w:rPr>
-          <w:t>15:13–17:2</w:t>
-        </w:r>
-      </w:hyperlink>
+      <w:r>
+        <w:rPr>
+          <w:lang w:val="zh_TW" w:bidi="zh_TW"/>
+        </w:rPr>
+        <w:t>15:13–17:2</w:t>
+      </w:r>
       <w:r>
         <w:rPr>
           <w:lang w:val="zh_TW" w:bidi="zh_TW"/>
         </w:rPr>
         <w:t>）。以色列的最後一位國王何細亞（公元前732–722年），愚蠢地將信心寄託於埃及並反叛亞述，導致撒馬利亞被攻陷，於是北國於公元前722年滅亡（</w:t>
       </w:r>
-      <w:hyperlink r:id="rId29">
-        <w:r>
-          <w:rPr>
-            <w:lang w:val="zh_TW" w:bidi="zh_TW"/>
-          </w:rPr>
-          <w:rPr>
-            <w:color w:val="0000EE"/>
-            <w:u w:val="single"/>
-          </w:rPr>
-          <w:t>17:3–6</w:t>
-        </w:r>
-      </w:hyperlink>
+      <w:r>
+        <w:rPr>
+          <w:lang w:val="zh_TW" w:bidi="zh_TW"/>
+        </w:rPr>
+        <w:t>17:3–6</w:t>
+      </w:r>
       <w:r>
         <w:rPr>
           <w:lang w:val="zh_TW" w:bidi="zh_TW"/>
         </w:rPr>
         <w:t>）。作者接著評論了以色列滅亡的原因，並描述了撒馬利亞人口的重新分布（</w:t>
       </w:r>
-      <w:hyperlink r:id="rId30">
-        <w:r>
-          <w:rPr>
-            <w:lang w:val="zh_TW" w:bidi="zh_TW"/>
-          </w:rPr>
-          <w:rPr>
-            <w:color w:val="0000EE"/>
-            <w:u w:val="single"/>
-          </w:rPr>
-          <w:t>17:7–41</w:t>
-        </w:r>
-      </w:hyperlink>
+      <w:r>
+        <w:rPr>
+          <w:lang w:val="zh_TW" w:bidi="zh_TW"/>
+        </w:rPr>
+        <w:t>17:7–41</w:t>
+      </w:r>
       <w:r>
         <w:rPr>
           <w:lang w:val="zh_TW" w:bidi="zh_TW"/>
@@ -663,144 +555,96 @@
         </w:rPr>
         <w:t>列王記下的最後一部分 (</w:t>
       </w:r>
-      <w:hyperlink r:id="rId16">
-        <w:r>
-          <w:rPr>
-            <w:lang w:val="zh_TW" w:bidi="zh_TW"/>
-          </w:rPr>
-          <w:rPr>
-            <w:color w:val="0000EE"/>
-            <w:u w:val="single"/>
-          </w:rPr>
-          <w:t>18:1–25:30</w:t>
-        </w:r>
-      </w:hyperlink>
+      <w:r>
+        <w:rPr>
+          <w:lang w:val="zh_TW" w:bidi="zh_TW"/>
+        </w:rPr>
+        <w:t>18:1–25:30</w:t>
+      </w:r>
       <w:r>
         <w:rPr>
           <w:lang w:val="zh_TW" w:bidi="zh_TW"/>
         </w:rPr>
         <w:t>)記述了猶大國的命運。希西家因在壓力下信靠耶和華而被銘記(</w:t>
       </w:r>
-      <w:hyperlink r:id="rId31">
-        <w:r>
-          <w:rPr>
-            <w:lang w:val="zh_TW" w:bidi="zh_TW"/>
-          </w:rPr>
-          <w:rPr>
-            <w:color w:val="0000EE"/>
-            <w:u w:val="single"/>
-          </w:rPr>
-          <w:t>18:5–6</w:t>
-        </w:r>
-      </w:hyperlink>
+      <w:r>
+        <w:rPr>
+          <w:lang w:val="zh_TW" w:bidi="zh_TW"/>
+        </w:rPr>
+        <w:t>18:5–6</w:t>
+      </w:r>
       <w:r>
         <w:rPr>
           <w:lang w:val="zh_TW" w:bidi="zh_TW"/>
         </w:rPr>
         <w:t>；見</w:t>
       </w:r>
-      <w:hyperlink r:id="rId32">
-        <w:r>
-          <w:rPr>
-            <w:lang w:val="zh_TW" w:bidi="zh_TW"/>
-          </w:rPr>
-          <w:rPr>
-            <w:color w:val="0000EE"/>
-            <w:u w:val="single"/>
-          </w:rPr>
-          <w:t>18:13–20:11</w:t>
-        </w:r>
-      </w:hyperlink>
+      <w:r>
+        <w:rPr>
+          <w:lang w:val="zh_TW" w:bidi="zh_TW"/>
+        </w:rPr>
+        <w:t>18:13–20:11</w:t>
+      </w:r>
       <w:r>
         <w:rPr>
           <w:lang w:val="zh_TW" w:bidi="zh_TW"/>
         </w:rPr>
         <w:t>)，約西亞因一心遵行耶和華的律法而得著稱讚 (</w:t>
       </w:r>
-      <w:hyperlink r:id="rId33">
-        <w:r>
-          <w:rPr>
-            <w:lang w:val="zh_TW" w:bidi="zh_TW"/>
-          </w:rPr>
-          <w:rPr>
-            <w:color w:val="0000EE"/>
-            <w:u w:val="single"/>
-          </w:rPr>
-          <w:t>23:19</w:t>
-        </w:r>
-      </w:hyperlink>
+      <w:r>
+        <w:rPr>
+          <w:lang w:val="zh_TW" w:bidi="zh_TW"/>
+        </w:rPr>
+        <w:t>23:19</w:t>
+      </w:r>
       <w:r>
         <w:rPr>
           <w:lang w:val="zh_TW" w:bidi="zh_TW"/>
         </w:rPr>
         <w:t>；見</w:t>
       </w:r>
-      <w:hyperlink r:id="rId34">
-        <w:r>
-          <w:rPr>
-            <w:lang w:val="zh_TW" w:bidi="zh_TW"/>
-          </w:rPr>
-          <w:rPr>
-            <w:color w:val="0000EE"/>
-            <w:u w:val="single"/>
-          </w:rPr>
-          <w:t>22:8–23:25</w:t>
-        </w:r>
-      </w:hyperlink>
+      <w:r>
+        <w:rPr>
+          <w:lang w:val="zh_TW" w:bidi="zh_TW"/>
+        </w:rPr>
+        <w:t>22:8–23:25</w:t>
+      </w:r>
       <w:r>
         <w:rPr>
           <w:lang w:val="zh_TW" w:bidi="zh_TW"/>
         </w:rPr>
         <w:t>)。然而，即便是這兩位君王也犯了嚴重的的錯誤 (</w:t>
       </w:r>
-      <w:hyperlink r:id="rId35">
-        <w:r>
-          <w:rPr>
-            <w:lang w:val="zh_TW" w:bidi="zh_TW"/>
-          </w:rPr>
-          <w:rPr>
-            <w:color w:val="0000EE"/>
-            <w:u w:val="single"/>
-          </w:rPr>
-          <w:t>20:12–19</w:t>
-        </w:r>
-      </w:hyperlink>
+      <w:r>
+        <w:rPr>
+          <w:lang w:val="zh_TW" w:bidi="zh_TW"/>
+        </w:rPr>
+        <w:t>20:12–19</w:t>
+      </w:r>
       <w:r>
         <w:rPr>
           <w:lang w:val="zh_TW" w:bidi="zh_TW"/>
         </w:rPr>
         <w:t>、</w:t>
       </w:r>
-      <w:hyperlink r:id="rId36">
-        <w:r>
-          <w:rPr>
-            <w:lang w:val="zh_TW" w:bidi="zh_TW"/>
-          </w:rPr>
-          <w:rPr>
-            <w:color w:val="0000EE"/>
-            <w:u w:val="single"/>
-          </w:rPr>
-          <w:t>23:29–30</w:t>
-        </w:r>
-      </w:hyperlink>
+      <w:r>
+        <w:rPr>
+          <w:lang w:val="zh_TW" w:bidi="zh_TW"/>
+        </w:rPr>
+        <w:t>23:29–30</w:t>
+      </w:r>
       <w:r>
         <w:rPr>
           <w:lang w:val="zh_TW" w:bidi="zh_TW"/>
         </w:rPr>
         <w:t>；見</w:t>
       </w:r>
-      <w:hyperlink r:id="rId37">
-        <w:r>
-          <w:rPr>
-            <w:lang w:val="zh_TW" w:bidi="zh_TW"/>
-          </w:rPr>
-          <w:rPr>
-            <w:color w:val="0000EE"/>
-            <w:u w:val="single"/>
-          </w:rPr>
-          <w:t>代下35:20–25</w:t>
-        </w:r>
-      </w:hyperlink>
+      <w:r>
+        <w:rPr>
+          <w:lang w:val="zh_TW" w:bidi="zh_TW"/>
+        </w:rPr>
+        <w:t>代下35:20–25</w:t>
+      </w:r>
       <w:r>
         <w:rPr>
           <w:lang w:val="zh_TW" w:bidi="zh_TW"/>
@@ -821,36 +665,24 @@
         </w:rPr>
         <w:t>約西亞死後，猶大的最後幾任國王都行耶和華眼中看為惡的事，南國被蹂躪，最後被巴比倫王尼布甲尼撒二世（Nebuchadnezzar II）所滅（</w:t>
       </w:r>
-      <w:hyperlink r:id="rId38">
-        <w:r>
-          <w:rPr>
-            <w:lang w:val="zh_TW" w:bidi="zh_TW"/>
-          </w:rPr>
-          <w:rPr>
-            <w:color w:val="0000EE"/>
-            <w:u w:val="single"/>
-          </w:rPr>
-          <w:t>王下23:31–25:21</w:t>
-        </w:r>
-      </w:hyperlink>
+      <w:r>
+        <w:rPr>
+          <w:lang w:val="zh_TW" w:bidi="zh_TW"/>
+        </w:rPr>
+        <w:t>王下23:31–25:21</w:t>
+      </w:r>
       <w:r>
         <w:rPr>
           <w:lang w:val="zh_TW" w:bidi="zh_TW"/>
         </w:rPr>
         <w:t>）。神事先所預言的審判應驗了（見</w:t>
       </w:r>
-      <w:hyperlink r:id="rId39">
-        <w:r>
-          <w:rPr>
-            <w:lang w:val="zh_TW" w:bidi="zh_TW"/>
-          </w:rPr>
-          <w:rPr>
-            <w:color w:val="0000EE"/>
-            <w:u w:val="single"/>
-          </w:rPr>
-          <w:t>耶38:17–23</w:t>
-        </w:r>
-      </w:hyperlink>
+      <w:r>
+        <w:rPr>
+          <w:lang w:val="zh_TW" w:bidi="zh_TW"/>
+        </w:rPr>
+        <w:t>耶38:17–23</w:t>
+      </w:r>
       <w:r>
         <w:rPr>
           <w:lang w:val="zh_TW" w:bidi="zh_TW"/>
@@ -871,36 +703,24 @@
         </w:rPr>
         <w:t>列王紀下以兩個附註結束。第一個是耶路撒冷淪陷後在猶大所發生的事件（</w:t>
       </w:r>
-      <w:hyperlink r:id="rId40">
-        <w:r>
-          <w:rPr>
-            <w:lang w:val="zh_TW" w:bidi="zh_TW"/>
-          </w:rPr>
-          <w:rPr>
-            <w:color w:val="0000EE"/>
-            <w:u w:val="single"/>
-          </w:rPr>
-          <w:t>王下25:22–26</w:t>
-        </w:r>
-      </w:hyperlink>
+      <w:r>
+        <w:rPr>
+          <w:lang w:val="zh_TW" w:bidi="zh_TW"/>
+        </w:rPr>
+        <w:t>王下25:22–26</w:t>
+      </w:r>
       <w:r>
         <w:rPr>
           <w:lang w:val="zh_TW" w:bidi="zh_TW"/>
         </w:rPr>
         <w:t>）。第二個是記述約雅斤在巴比倫後來被釋放（</w:t>
       </w:r>
-      <w:hyperlink r:id="rId41">
-        <w:r>
-          <w:rPr>
-            <w:lang w:val="zh_TW" w:bidi="zh_TW"/>
-          </w:rPr>
-          <w:rPr>
-            <w:color w:val="0000EE"/>
-            <w:u w:val="single"/>
-          </w:rPr>
-          <w:t>25:27–30</w:t>
-        </w:r>
-      </w:hyperlink>
+      <w:r>
+        <w:rPr>
+          <w:lang w:val="zh_TW" w:bidi="zh_TW"/>
+        </w:rPr>
+        <w:t>25:27–30</w:t>
+      </w:r>
       <w:r>
         <w:rPr>
           <w:lang w:val="zh_TW" w:bidi="zh_TW"/>
@@ -932,18 +752,12 @@
         </w:rPr>
         <w:t>列王紀下是列王紀上的延續，由同一位作者所寫，儘管我們不知道他的確切身份。他熟知各種資料來源，因此能夠寫出以色列分裂王國的詳細歷史，而且他具有洞察力，能夠根據人民對摩西之約的反應來評估成功與失敗的原因。他對猶大後來的歷史非常熟悉，顯示他可能住在耶路撒冷或耶路撒冷附近，也可能是目睹一連串事件導致耶路撒冷城淪陷的目擊者。至於撰寫約雅斤被釋放的最後一段附錄時他是否還在世（公元前561年，</w:t>
       </w:r>
-      <w:hyperlink r:id="rId42">
-        <w:r>
-          <w:rPr>
-            <w:lang w:val="zh_TW" w:bidi="zh_TW"/>
-          </w:rPr>
-          <w:rPr>
-            <w:color w:val="0000EE"/>
-            <w:u w:val="single"/>
-          </w:rPr>
-          <w:t>25:25–30</w:t>
-        </w:r>
-      </w:hyperlink>
+      <w:r>
+        <w:rPr>
+          <w:lang w:val="zh_TW" w:bidi="zh_TW"/>
+        </w:rPr>
+        <w:t>25:25–30</w:t>
+      </w:r>
       <w:r>
         <w:rPr>
           <w:lang w:val="zh_TW" w:bidi="zh_TW"/>
@@ -1028,216 +842,144 @@
         </w:rPr>
         <w:t>以色列的君王們一直都是邪惡的。他們「效法尼八的兒子耶羅波安的榜樣，繼續耶羅波安使以色列人犯的罪」（</w:t>
       </w:r>
-      <w:hyperlink r:id="rId43">
-        <w:r>
-          <w:rPr>
-            <w:lang w:val="zh_TW" w:bidi="zh_TW"/>
-          </w:rPr>
-          <w:rPr>
-            <w:color w:val="0000EE"/>
-            <w:u w:val="single"/>
-          </w:rPr>
-          <w:t>13:2</w:t>
-        </w:r>
-      </w:hyperlink>
+      <w:r>
+        <w:rPr>
+          <w:lang w:val="zh_TW" w:bidi="zh_TW"/>
+        </w:rPr>
+        <w:t>13:2</w:t>
+      </w:r>
       <w:r>
         <w:rPr>
           <w:lang w:val="zh_TW" w:bidi="zh_TW"/>
         </w:rPr>
         <w:t>、</w:t>
       </w:r>
-      <w:hyperlink r:id="rId44">
-        <w:r>
-          <w:rPr>
-            <w:lang w:val="zh_TW" w:bidi="zh_TW"/>
-          </w:rPr>
-          <w:rPr>
-            <w:color w:val="0000EE"/>
-            <w:u w:val="single"/>
-          </w:rPr>
-          <w:t>11</w:t>
-        </w:r>
-      </w:hyperlink>
+      <w:r>
+        <w:rPr>
+          <w:lang w:val="zh_TW" w:bidi="zh_TW"/>
+        </w:rPr>
+        <w:t>11</w:t>
+      </w:r>
       <w:r>
         <w:rPr>
           <w:lang w:val="zh_TW" w:bidi="zh_TW"/>
         </w:rPr>
         <w:t>；</w:t>
       </w:r>
-      <w:hyperlink r:id="rId45">
-        <w:r>
-          <w:rPr>
-            <w:lang w:val="zh_TW" w:bidi="zh_TW"/>
-          </w:rPr>
-          <w:rPr>
-            <w:color w:val="0000EE"/>
-            <w:u w:val="single"/>
-          </w:rPr>
-          <w:t>14:24</w:t>
-        </w:r>
-      </w:hyperlink>
+      <w:r>
+        <w:rPr>
+          <w:lang w:val="zh_TW" w:bidi="zh_TW"/>
+        </w:rPr>
+        <w:t>14:24</w:t>
+      </w:r>
       <w:r>
         <w:rPr>
           <w:lang w:val="zh_TW" w:bidi="zh_TW"/>
         </w:rPr>
         <w:t>；</w:t>
       </w:r>
-      <w:hyperlink r:id="rId46">
-        <w:r>
-          <w:rPr>
-            <w:lang w:val="zh_TW" w:bidi="zh_TW"/>
-          </w:rPr>
-          <w:rPr>
-            <w:color w:val="0000EE"/>
-            <w:u w:val="single"/>
-          </w:rPr>
-          <w:t>15:9</w:t>
-        </w:r>
-      </w:hyperlink>
+      <w:r>
+        <w:rPr>
+          <w:lang w:val="zh_TW" w:bidi="zh_TW"/>
+        </w:rPr>
+        <w:t>15:9</w:t>
+      </w:r>
       <w:r>
         <w:rPr>
           <w:lang w:val="zh_TW" w:bidi="zh_TW"/>
         </w:rPr>
         <w:t>；</w:t>
       </w:r>
-      <w:hyperlink r:id="rId47">
-        <w:r>
-          <w:rPr>
-            <w:lang w:val="zh_TW" w:bidi="zh_TW"/>
-          </w:rPr>
-          <w:rPr>
-            <w:color w:val="0000EE"/>
-            <w:u w:val="single"/>
-          </w:rPr>
-          <w:t>17:2</w:t>
-        </w:r>
-      </w:hyperlink>
+      <w:r>
+        <w:rPr>
+          <w:lang w:val="zh_TW" w:bidi="zh_TW"/>
+        </w:rPr>
+        <w:t>17:2</w:t>
+      </w:r>
       <w:r>
         <w:rPr>
           <w:lang w:val="zh_TW" w:bidi="zh_TW"/>
         </w:rPr>
         <w:t>）。許多猶大的君王也受到類似的批評（見例如，</w:t>
       </w:r>
-      <w:hyperlink r:id="rId48">
-        <w:r>
-          <w:rPr>
-            <w:lang w:val="zh_TW" w:bidi="zh_TW"/>
-          </w:rPr>
-          <w:rPr>
-            <w:color w:val="0000EE"/>
-            <w:u w:val="single"/>
-          </w:rPr>
-          <w:t>8:18</w:t>
-        </w:r>
-      </w:hyperlink>
+      <w:r>
+        <w:rPr>
+          <w:lang w:val="zh_TW" w:bidi="zh_TW"/>
+        </w:rPr>
+        <w:t>8:18</w:t>
+      </w:r>
       <w:r>
         <w:rPr>
           <w:lang w:val="zh_TW" w:bidi="zh_TW"/>
         </w:rPr>
         <w:t>）。尤其是瑪拿西，他因為猖獗的偶像崇拜和背道而受到譴責（</w:t>
       </w:r>
-      <w:hyperlink r:id="rId49">
-        <w:r>
-          <w:rPr>
-            <w:lang w:val="zh_TW" w:bidi="zh_TW"/>
-          </w:rPr>
-          <w:rPr>
-            <w:color w:val="0000EE"/>
-            <w:u w:val="single"/>
-          </w:rPr>
-          <w:t>21:2–9</w:t>
-        </w:r>
-      </w:hyperlink>
+      <w:r>
+        <w:rPr>
+          <w:lang w:val="zh_TW" w:bidi="zh_TW"/>
+        </w:rPr>
+        <w:t>21:2–9</w:t>
+      </w:r>
       <w:r>
         <w:rPr>
           <w:lang w:val="zh_TW" w:bidi="zh_TW"/>
         </w:rPr>
         <w:t>），並且在他之後的幾位君王也都效法他（</w:t>
       </w:r>
-      <w:hyperlink r:id="rId50">
-        <w:r>
-          <w:rPr>
-            <w:lang w:val="zh_TW" w:bidi="zh_TW"/>
-          </w:rPr>
-          <w:rPr>
-            <w:color w:val="0000EE"/>
-            <w:u w:val="single"/>
-          </w:rPr>
-          <w:t>21:20</w:t>
-        </w:r>
-      </w:hyperlink>
+      <w:r>
+        <w:rPr>
+          <w:lang w:val="zh_TW" w:bidi="zh_TW"/>
+        </w:rPr>
+        <w:t>21:20</w:t>
+      </w:r>
       <w:r>
         <w:rPr>
           <w:lang w:val="zh_TW" w:bidi="zh_TW"/>
         </w:rPr>
         <w:t>；</w:t>
       </w:r>
-      <w:hyperlink r:id="rId51">
-        <w:r>
-          <w:rPr>
-            <w:lang w:val="zh_TW" w:bidi="zh_TW"/>
-          </w:rPr>
-          <w:rPr>
-            <w:color w:val="0000EE"/>
-            <w:u w:val="single"/>
-          </w:rPr>
-          <w:t>23:32</w:t>
-        </w:r>
-      </w:hyperlink>
+      <w:r>
+        <w:rPr>
+          <w:lang w:val="zh_TW" w:bidi="zh_TW"/>
+        </w:rPr>
+        <w:t>23:32</w:t>
+      </w:r>
       <w:r>
         <w:rPr>
           <w:lang w:val="zh_TW" w:bidi="zh_TW"/>
         </w:rPr>
         <w:t>、</w:t>
       </w:r>
-      <w:hyperlink r:id="rId52">
-        <w:r>
-          <w:rPr>
-            <w:lang w:val="zh_TW" w:bidi="zh_TW"/>
-          </w:rPr>
-          <w:rPr>
-            <w:color w:val="0000EE"/>
-            <w:u w:val="single"/>
-          </w:rPr>
-          <w:t>37</w:t>
-        </w:r>
-      </w:hyperlink>
+      <w:r>
+        <w:rPr>
+          <w:lang w:val="zh_TW" w:bidi="zh_TW"/>
+        </w:rPr>
+        <w:t>37</w:t>
+      </w:r>
       <w:r>
         <w:rPr>
           <w:lang w:val="zh_TW" w:bidi="zh_TW"/>
         </w:rPr>
         <w:t>；</w:t>
       </w:r>
-      <w:hyperlink r:id="rId53">
-        <w:r>
-          <w:rPr>
-            <w:lang w:val="zh_TW" w:bidi="zh_TW"/>
-          </w:rPr>
-          <w:rPr>
-            <w:color w:val="0000EE"/>
-            <w:u w:val="single"/>
-          </w:rPr>
-          <w:t>24:9</w:t>
-        </w:r>
-      </w:hyperlink>
+      <w:r>
+        <w:rPr>
+          <w:lang w:val="zh_TW" w:bidi="zh_TW"/>
+        </w:rPr>
+        <w:t>24:9</w:t>
+      </w:r>
       <w:r>
         <w:rPr>
           <w:lang w:val="zh_TW" w:bidi="zh_TW"/>
         </w:rPr>
         <w:t>、</w:t>
       </w:r>
-      <w:hyperlink r:id="rId54">
-        <w:r>
-          <w:rPr>
-            <w:lang w:val="zh_TW" w:bidi="zh_TW"/>
-          </w:rPr>
-          <w:rPr>
-            <w:color w:val="0000EE"/>
-            <w:u w:val="single"/>
-          </w:rPr>
-          <w:t>19</w:t>
-        </w:r>
-      </w:hyperlink>
+      <w:r>
+        <w:rPr>
+          <w:lang w:val="zh_TW" w:bidi="zh_TW"/>
+        </w:rPr>
+        <w:t>19</w:t>
+      </w:r>
       <w:r>
         <w:rPr>
           <w:lang w:val="zh_TW" w:bidi="zh_TW"/>
@@ -1258,288 +1000,192 @@
         </w:rPr>
         <w:t>然而，有幾位猶大王因為做了「耶和華眼中看為正的事」而受到稱讚（</w:t>
       </w:r>
-      <w:hyperlink r:id="rId55">
-        <w:r>
-          <w:rPr>
-            <w:lang w:val="zh_TW" w:bidi="zh_TW"/>
-          </w:rPr>
-          <w:rPr>
-            <w:color w:val="0000EE"/>
-            <w:u w:val="single"/>
-          </w:rPr>
-          <w:t>12:2</w:t>
-        </w:r>
-      </w:hyperlink>
+      <w:r>
+        <w:rPr>
+          <w:lang w:val="zh_TW" w:bidi="zh_TW"/>
+        </w:rPr>
+        <w:t>12:2</w:t>
+      </w:r>
       <w:r>
         <w:rPr>
           <w:lang w:val="zh_TW" w:bidi="zh_TW"/>
         </w:rPr>
         <w:t>；</w:t>
       </w:r>
-      <w:hyperlink r:id="rId56">
-        <w:r>
-          <w:rPr>
-            <w:lang w:val="zh_TW" w:bidi="zh_TW"/>
-          </w:rPr>
-          <w:rPr>
-            <w:color w:val="0000EE"/>
-            <w:u w:val="single"/>
-          </w:rPr>
-          <w:t>14:3</w:t>
-        </w:r>
-      </w:hyperlink>
+      <w:r>
+        <w:rPr>
+          <w:lang w:val="zh_TW" w:bidi="zh_TW"/>
+        </w:rPr>
+        <w:t>14:3</w:t>
+      </w:r>
       <w:r>
         <w:rPr>
           <w:lang w:val="zh_TW" w:bidi="zh_TW"/>
         </w:rPr>
         <w:t>；</w:t>
       </w:r>
-      <w:hyperlink r:id="rId57">
-        <w:r>
-          <w:rPr>
-            <w:lang w:val="zh_TW" w:bidi="zh_TW"/>
-          </w:rPr>
-          <w:rPr>
-            <w:color w:val="0000EE"/>
-            <w:u w:val="single"/>
-          </w:rPr>
-          <w:t>15:3</w:t>
-        </w:r>
-      </w:hyperlink>
+      <w:r>
+        <w:rPr>
+          <w:lang w:val="zh_TW" w:bidi="zh_TW"/>
+        </w:rPr>
+        <w:t>15:3</w:t>
+      </w:r>
       <w:r>
         <w:rPr>
           <w:lang w:val="zh_TW" w:bidi="zh_TW"/>
         </w:rPr>
         <w:t>、</w:t>
       </w:r>
-      <w:hyperlink r:id="rId58">
-        <w:r>
-          <w:rPr>
-            <w:lang w:val="zh_TW" w:bidi="zh_TW"/>
-          </w:rPr>
-          <w:rPr>
-            <w:color w:val="0000EE"/>
-            <w:u w:val="single"/>
-          </w:rPr>
-          <w:t>34</w:t>
-        </w:r>
-      </w:hyperlink>
+      <w:r>
+        <w:rPr>
+          <w:lang w:val="zh_TW" w:bidi="zh_TW"/>
+        </w:rPr>
+        <w:t>34</w:t>
+      </w:r>
       <w:r>
         <w:rPr>
           <w:lang w:val="zh_TW" w:bidi="zh_TW"/>
         </w:rPr>
         <w:t>；</w:t>
       </w:r>
-      <w:hyperlink r:id="rId59">
-        <w:r>
-          <w:rPr>
-            <w:lang w:val="zh_TW" w:bidi="zh_TW"/>
-          </w:rPr>
-          <w:rPr>
-            <w:color w:val="0000EE"/>
-            <w:u w:val="single"/>
-          </w:rPr>
-          <w:t>18:3</w:t>
-        </w:r>
-      </w:hyperlink>
+      <w:r>
+        <w:rPr>
+          <w:lang w:val="zh_TW" w:bidi="zh_TW"/>
+        </w:rPr>
+        <w:t>18:3</w:t>
+      </w:r>
       <w:r>
         <w:rPr>
           <w:lang w:val="zh_TW" w:bidi="zh_TW"/>
         </w:rPr>
         <w:t>；</w:t>
       </w:r>
-      <w:hyperlink r:id="rId60">
-        <w:r>
-          <w:rPr>
-            <w:lang w:val="zh_TW" w:bidi="zh_TW"/>
-          </w:rPr>
-          <w:rPr>
-            <w:color w:val="0000EE"/>
-            <w:u w:val="single"/>
-          </w:rPr>
-          <w:t>22:2</w:t>
-        </w:r>
-      </w:hyperlink>
+      <w:r>
+        <w:rPr>
+          <w:lang w:val="zh_TW" w:bidi="zh_TW"/>
+        </w:rPr>
+        <w:t>22:2</w:t>
+      </w:r>
       <w:r>
         <w:rPr>
           <w:lang w:val="zh_TW" w:bidi="zh_TW"/>
         </w:rPr>
         <w:t>）。這些人關心聖殿的維護和修繕（</w:t>
       </w:r>
-      <w:hyperlink r:id="rId61">
-        <w:r>
-          <w:rPr>
-            <w:lang w:val="zh_TW" w:bidi="zh_TW"/>
-          </w:rPr>
-          <w:rPr>
-            <w:color w:val="0000EE"/>
-            <w:u w:val="single"/>
-          </w:rPr>
-          <w:t>12:6–16</w:t>
-        </w:r>
-      </w:hyperlink>
+      <w:r>
+        <w:rPr>
+          <w:lang w:val="zh_TW" w:bidi="zh_TW"/>
+        </w:rPr>
+        <w:t>12:6–16</w:t>
+      </w:r>
       <w:r>
         <w:rPr>
           <w:lang w:val="zh_TW" w:bidi="zh_TW"/>
         </w:rPr>
         <w:t>；</w:t>
       </w:r>
-      <w:hyperlink r:id="rId62">
-        <w:r>
-          <w:rPr>
-            <w:lang w:val="zh_TW" w:bidi="zh_TW"/>
-          </w:rPr>
-          <w:rPr>
-            <w:color w:val="0000EE"/>
-            <w:u w:val="single"/>
-          </w:rPr>
-          <w:t>22:3–7</w:t>
-        </w:r>
-      </w:hyperlink>
+      <w:r>
+        <w:rPr>
+          <w:lang w:val="zh_TW" w:bidi="zh_TW"/>
+        </w:rPr>
+        <w:t>22:3–7</w:t>
+      </w:r>
       <w:r>
         <w:rPr>
           <w:lang w:val="zh_TW" w:bidi="zh_TW"/>
         </w:rPr>
         <w:t>），也遵行神話語的誡命（</w:t>
       </w:r>
-      <w:hyperlink r:id="rId63">
-        <w:r>
-          <w:rPr>
-            <w:lang w:val="zh_TW" w:bidi="zh_TW"/>
-          </w:rPr>
-          <w:rPr>
-            <w:color w:val="0000EE"/>
-            <w:u w:val="single"/>
-          </w:rPr>
-          <w:t>18:6</w:t>
-        </w:r>
-      </w:hyperlink>
+      <w:r>
+        <w:rPr>
+          <w:lang w:val="zh_TW" w:bidi="zh_TW"/>
+        </w:rPr>
+        <w:t>18:6</w:t>
+      </w:r>
       <w:r>
         <w:rPr>
           <w:lang w:val="zh_TW" w:bidi="zh_TW"/>
         </w:rPr>
         <w:t>；</w:t>
       </w:r>
-      <w:hyperlink r:id="rId64">
-        <w:r>
-          <w:rPr>
-            <w:lang w:val="zh_TW" w:bidi="zh_TW"/>
-          </w:rPr>
-          <w:rPr>
-            <w:color w:val="0000EE"/>
-            <w:u w:val="single"/>
-          </w:rPr>
-          <w:t>22:8–13</w:t>
-        </w:r>
-      </w:hyperlink>
+      <w:r>
+        <w:rPr>
+          <w:lang w:val="zh_TW" w:bidi="zh_TW"/>
+        </w:rPr>
+        <w:t>22:8–13</w:t>
+      </w:r>
       <w:r>
         <w:rPr>
           <w:lang w:val="zh_TW" w:bidi="zh_TW"/>
         </w:rPr>
         <w:t>；</w:t>
       </w:r>
-      <w:hyperlink r:id="rId65">
-        <w:r>
-          <w:rPr>
-            <w:lang w:val="zh_TW" w:bidi="zh_TW"/>
-          </w:rPr>
-          <w:rPr>
-            <w:color w:val="0000EE"/>
-            <w:u w:val="single"/>
-          </w:rPr>
-          <w:t>23:1–3</w:t>
-        </w:r>
-      </w:hyperlink>
+      <w:r>
+        <w:rPr>
+          <w:lang w:val="zh_TW" w:bidi="zh_TW"/>
+        </w:rPr>
+        <w:t>23:1–3</w:t>
+      </w:r>
       <w:r>
         <w:rPr>
           <w:lang w:val="zh_TW" w:bidi="zh_TW"/>
         </w:rPr>
         <w:t>）。希西家和約西亞受到了特別的稱讚：希西家是因為他對耶和華的信靠和尊崇神的話語（</w:t>
       </w:r>
-      <w:hyperlink r:id="rId31">
-        <w:r>
-          <w:rPr>
-            <w:lang w:val="zh_TW" w:bidi="zh_TW"/>
-          </w:rPr>
-          <w:rPr>
-            <w:color w:val="0000EE"/>
-            <w:u w:val="single"/>
-          </w:rPr>
-          <w:t>18:5–6</w:t>
-        </w:r>
-      </w:hyperlink>
+      <w:r>
+        <w:rPr>
+          <w:lang w:val="zh_TW" w:bidi="zh_TW"/>
+        </w:rPr>
+        <w:t>18:5–6</w:t>
+      </w:r>
       <w:r>
         <w:rPr>
           <w:lang w:val="zh_TW" w:bidi="zh_TW"/>
         </w:rPr>
         <w:t>），約西亞是因為他對摩西律法的高度重視（</w:t>
       </w:r>
-      <w:hyperlink r:id="rId66">
-        <w:r>
-          <w:rPr>
-            <w:lang w:val="zh_TW" w:bidi="zh_TW"/>
-          </w:rPr>
-          <w:rPr>
-            <w:color w:val="0000EE"/>
-            <w:u w:val="single"/>
-          </w:rPr>
-          <w:t>23:25</w:t>
-        </w:r>
-      </w:hyperlink>
+      <w:r>
+        <w:rPr>
+          <w:lang w:val="zh_TW" w:bidi="zh_TW"/>
+        </w:rPr>
+        <w:t>23:25</w:t>
+      </w:r>
       <w:r>
         <w:rPr>
           <w:lang w:val="zh_TW" w:bidi="zh_TW"/>
         </w:rPr>
         <w:t>）。這裡的含義很明確。神的子民應該按照神話語的高標準而活，這樣他們就可以行「神眼中看為正的事」（參</w:t>
       </w:r>
-      <w:hyperlink r:id="rId67">
-        <w:r>
-          <w:rPr>
-            <w:lang w:val="zh_TW" w:bidi="zh_TW"/>
-          </w:rPr>
-          <w:rPr>
-            <w:color w:val="0000EE"/>
-            <w:u w:val="single"/>
-          </w:rPr>
-          <w:t>詩119:9–11</w:t>
-        </w:r>
-      </w:hyperlink>
+      <w:r>
+        <w:rPr>
+          <w:lang w:val="zh_TW" w:bidi="zh_TW"/>
+        </w:rPr>
+        <w:t>詩119:9–11</w:t>
+      </w:r>
       <w:r>
         <w:rPr>
           <w:lang w:val="zh_TW" w:bidi="zh_TW"/>
         </w:rPr>
         <w:t>、</w:t>
       </w:r>
-      <w:hyperlink r:id="rId68">
-        <w:r>
-          <w:rPr>
-            <w:lang w:val="zh_TW" w:bidi="zh_TW"/>
-          </w:rPr>
-          <w:rPr>
-            <w:color w:val="0000EE"/>
-            <w:u w:val="single"/>
-          </w:rPr>
-          <w:t>111</w:t>
-        </w:r>
-      </w:hyperlink>
+      <w:r>
+        <w:rPr>
+          <w:lang w:val="zh_TW" w:bidi="zh_TW"/>
+        </w:rPr>
+        <w:t>111</w:t>
+      </w:r>
       <w:r>
         <w:rPr>
           <w:lang w:val="zh_TW" w:bidi="zh_TW"/>
         </w:rPr>
         <w:t>；</w:t>
       </w:r>
-      <w:hyperlink r:id="rId69">
-        <w:r>
-          <w:rPr>
-            <w:lang w:val="zh_TW" w:bidi="zh_TW"/>
-          </w:rPr>
-          <w:rPr>
-            <w:color w:val="0000EE"/>
-            <w:u w:val="single"/>
-          </w:rPr>
-          <w:t>提後3:16–17</w:t>
-        </w:r>
-      </w:hyperlink>
+      <w:r>
+        <w:rPr>
+          <w:lang w:val="zh_TW" w:bidi="zh_TW"/>
+        </w:rPr>
+        <w:t>提後3:16–17</w:t>
+      </w:r>
       <w:r>
         <w:rPr>
           <w:lang w:val="zh_TW" w:bidi="zh_TW"/>
@@ -1560,180 +1206,120 @@
         </w:rPr>
         <w:t>大先知以利亞最後的日子（</w:t>
       </w:r>
-      <w:hyperlink r:id="rId70">
-        <w:r>
-          <w:rPr>
-            <w:lang w:val="zh_TW" w:bidi="zh_TW"/>
-          </w:rPr>
-          <w:rPr>
-            <w:color w:val="0000EE"/>
-            <w:u w:val="single"/>
-          </w:rPr>
-          <w:t>1:3–17</w:t>
-        </w:r>
-      </w:hyperlink>
+      <w:r>
+        <w:rPr>
+          <w:lang w:val="zh_TW" w:bidi="zh_TW"/>
+        </w:rPr>
+        <w:t>1:3–17</w:t>
+      </w:r>
       <w:r>
         <w:rPr>
           <w:lang w:val="zh_TW" w:bidi="zh_TW"/>
         </w:rPr>
         <w:t>；</w:t>
       </w:r>
-      <w:hyperlink r:id="rId71">
-        <w:r>
-          <w:rPr>
-            <w:lang w:val="zh_TW" w:bidi="zh_TW"/>
-          </w:rPr>
-          <w:rPr>
-            <w:color w:val="0000EE"/>
-            <w:u w:val="single"/>
-          </w:rPr>
-          <w:t>2:1–11</w:t>
-        </w:r>
-      </w:hyperlink>
+      <w:r>
+        <w:rPr>
+          <w:lang w:val="zh_TW" w:bidi="zh_TW"/>
+        </w:rPr>
+        <w:t>2:1–11</w:t>
+      </w:r>
       <w:r>
         <w:rPr>
           <w:lang w:val="zh_TW" w:bidi="zh_TW"/>
         </w:rPr>
         <w:t>）和以利沙非比尋常的事奉（</w:t>
       </w:r>
-      <w:hyperlink r:id="rId72">
-        <w:r>
-          <w:rPr>
-            <w:lang w:val="zh_TW" w:bidi="zh_TW"/>
-          </w:rPr>
-          <w:rPr>
-            <w:color w:val="0000EE"/>
-            <w:u w:val="single"/>
-          </w:rPr>
-          <w:t>2:12–25</w:t>
-        </w:r>
-      </w:hyperlink>
+      <w:r>
+        <w:rPr>
+          <w:lang w:val="zh_TW" w:bidi="zh_TW"/>
+        </w:rPr>
+        <w:t>2:12–25</w:t>
+      </w:r>
       <w:r>
         <w:rPr>
           <w:lang w:val="zh_TW" w:bidi="zh_TW"/>
         </w:rPr>
         <w:t>；</w:t>
       </w:r>
-      <w:hyperlink r:id="rId73">
-        <w:r>
-          <w:rPr>
-            <w:lang w:val="zh_TW" w:bidi="zh_TW"/>
-          </w:rPr>
-          <w:rPr>
-            <w:color w:val="0000EE"/>
-            <w:u w:val="single"/>
-          </w:rPr>
-          <w:t>3:11–19</w:t>
-        </w:r>
-      </w:hyperlink>
+      <w:r>
+        <w:rPr>
+          <w:lang w:val="zh_TW" w:bidi="zh_TW"/>
+        </w:rPr>
+        <w:t>3:11–19</w:t>
+      </w:r>
       <w:r>
         <w:rPr>
           <w:lang w:val="zh_TW" w:bidi="zh_TW"/>
         </w:rPr>
         <w:t>；</w:t>
       </w:r>
-      <w:hyperlink r:id="rId74">
-        <w:r>
-          <w:rPr>
-            <w:lang w:val="zh_TW" w:bidi="zh_TW"/>
-          </w:rPr>
-          <w:rPr>
-            <w:color w:val="0000EE"/>
-            <w:u w:val="single"/>
-          </w:rPr>
-          <w:t>4:1–7:2</w:t>
-        </w:r>
-      </w:hyperlink>
+      <w:r>
+        <w:rPr>
+          <w:lang w:val="zh_TW" w:bidi="zh_TW"/>
+        </w:rPr>
+        <w:t>4:1–7:2</w:t>
+      </w:r>
       <w:r>
         <w:rPr>
           <w:lang w:val="zh_TW" w:bidi="zh_TW"/>
         </w:rPr>
         <w:t>；</w:t>
       </w:r>
-      <w:hyperlink r:id="rId75">
-        <w:r>
-          <w:rPr>
-            <w:lang w:val="zh_TW" w:bidi="zh_TW"/>
-          </w:rPr>
-          <w:rPr>
-            <w:color w:val="0000EE"/>
-            <w:u w:val="single"/>
-          </w:rPr>
-          <w:t>8:1–2</w:t>
-        </w:r>
-      </w:hyperlink>
+      <w:r>
+        <w:rPr>
+          <w:lang w:val="zh_TW" w:bidi="zh_TW"/>
+        </w:rPr>
+        <w:t>8:1–2</w:t>
+      </w:r>
       <w:r>
         <w:rPr>
           <w:lang w:val="zh_TW" w:bidi="zh_TW"/>
         </w:rPr>
         <w:t>）被放在了明顯的位置上，這強調了向他人宣講神的話語的必要性（</w:t>
       </w:r>
-      <w:hyperlink r:id="rId76">
-        <w:r>
-          <w:rPr>
-            <w:lang w:val="zh_TW" w:bidi="zh_TW"/>
-          </w:rPr>
-          <w:rPr>
-            <w:color w:val="0000EE"/>
-            <w:u w:val="single"/>
-          </w:rPr>
-          <w:t>徒20:18–21</w:t>
-        </w:r>
-      </w:hyperlink>
+      <w:r>
+        <w:rPr>
+          <w:lang w:val="zh_TW" w:bidi="zh_TW"/>
+        </w:rPr>
+        <w:t>徒20:18–21</w:t>
+      </w:r>
       <w:r>
         <w:rPr>
           <w:lang w:val="zh_TW" w:bidi="zh_TW"/>
         </w:rPr>
         <w:t>；</w:t>
       </w:r>
-      <w:hyperlink r:id="rId77">
-        <w:r>
-          <w:rPr>
-            <w:lang w:val="zh_TW" w:bidi="zh_TW"/>
-          </w:rPr>
-          <w:rPr>
-            <w:color w:val="0000EE"/>
-            <w:u w:val="single"/>
-          </w:rPr>
-          <w:t>提後2:15</w:t>
-        </w:r>
-      </w:hyperlink>
+      <w:r>
+        <w:rPr>
+          <w:lang w:val="zh_TW" w:bidi="zh_TW"/>
+        </w:rPr>
+        <w:t>提後2:15</w:t>
+      </w:r>
       <w:r>
         <w:rPr>
           <w:lang w:val="zh_TW" w:bidi="zh_TW"/>
         </w:rPr>
         <w:t>；</w:t>
       </w:r>
-      <w:hyperlink r:id="rId78">
-        <w:r>
-          <w:rPr>
-            <w:lang w:val="zh_TW" w:bidi="zh_TW"/>
-          </w:rPr>
-          <w:rPr>
-            <w:color w:val="0000EE"/>
-            <w:u w:val="single"/>
-          </w:rPr>
-          <w:t>4:2</w:t>
-        </w:r>
-      </w:hyperlink>
+      <w:r>
+        <w:rPr>
+          <w:lang w:val="zh_TW" w:bidi="zh_TW"/>
+        </w:rPr>
+        <w:t>4:2</w:t>
+      </w:r>
       <w:r>
         <w:rPr>
           <w:lang w:val="zh_TW" w:bidi="zh_TW"/>
         </w:rPr>
         <w:t>），這樣他們就能進入到與主的聖約關係之中（</w:t>
       </w:r>
-      <w:hyperlink r:id="rId79">
-        <w:r>
-          <w:rPr>
-            <w:lang w:val="zh_TW" w:bidi="zh_TW"/>
-          </w:rPr>
-          <w:rPr>
-            <w:color w:val="0000EE"/>
-            <w:u w:val="single"/>
-          </w:rPr>
-          <w:t>林後3:4–6</w:t>
-        </w:r>
-      </w:hyperlink>
+      <w:r>
+        <w:rPr>
+          <w:lang w:val="zh_TW" w:bidi="zh_TW"/>
+        </w:rPr>
+        <w:t>林後3:4–6</w:t>
+      </w:r>
       <w:r>
         <w:rPr>
           <w:lang w:val="zh_TW" w:bidi="zh_TW"/>
@@ -1754,126 +1340,84 @@
         </w:rPr>
         <w:t>最後，即使是好王也會失敗，這提醒神的子民要堅定地忠於主並事奉祂。這樣他們就能有美好的生命（</w:t>
       </w:r>
-      <w:hyperlink r:id="rId80">
-        <w:r>
-          <w:rPr>
-            <w:lang w:val="zh_TW" w:bidi="zh_TW"/>
-          </w:rPr>
-          <w:rPr>
-            <w:color w:val="0000EE"/>
-            <w:u w:val="single"/>
-          </w:rPr>
-          <w:t>詩84:11</w:t>
-        </w:r>
-      </w:hyperlink>
+      <w:r>
+        <w:rPr>
+          <w:lang w:val="zh_TW" w:bidi="zh_TW"/>
+        </w:rPr>
+        <w:t>詩84:11</w:t>
+      </w:r>
       <w:r>
         <w:rPr>
           <w:lang w:val="zh_TW" w:bidi="zh_TW"/>
         </w:rPr>
         <w:t>；</w:t>
       </w:r>
-      <w:hyperlink r:id="rId81">
-        <w:r>
-          <w:rPr>
-            <w:lang w:val="zh_TW" w:bidi="zh_TW"/>
-          </w:rPr>
-          <w:rPr>
-            <w:color w:val="0000EE"/>
-            <w:u w:val="single"/>
-          </w:rPr>
-          <w:t>羅14:7–8</w:t>
-        </w:r>
-      </w:hyperlink>
+      <w:r>
+        <w:rPr>
+          <w:lang w:val="zh_TW" w:bidi="zh_TW"/>
+        </w:rPr>
+        <w:t>羅14:7–8</w:t>
+      </w:r>
       <w:r>
         <w:rPr>
           <w:lang w:val="zh_TW" w:bidi="zh_TW"/>
         </w:rPr>
         <w:t>），當他們站在神面前接受審判時（</w:t>
       </w:r>
-      <w:hyperlink r:id="rId82">
-        <w:r>
-          <w:rPr>
-            <w:lang w:val="zh_TW" w:bidi="zh_TW"/>
-          </w:rPr>
-          <w:rPr>
-            <w:color w:val="0000EE"/>
-            <w:u w:val="single"/>
-          </w:rPr>
-          <w:t>羅14:10–11</w:t>
-        </w:r>
-      </w:hyperlink>
+      <w:r>
+        <w:rPr>
+          <w:lang w:val="zh_TW" w:bidi="zh_TW"/>
+        </w:rPr>
+        <w:t>羅14:10–11</w:t>
+      </w:r>
       <w:r>
         <w:rPr>
           <w:lang w:val="zh_TW" w:bidi="zh_TW"/>
         </w:rPr>
         <w:t>；</w:t>
       </w:r>
-      <w:hyperlink r:id="rId83">
-        <w:r>
-          <w:rPr>
-            <w:lang w:val="zh_TW" w:bidi="zh_TW"/>
-          </w:rPr>
-          <w:rPr>
-            <w:color w:val="0000EE"/>
-            <w:u w:val="single"/>
-          </w:rPr>
-          <w:t>林後5:10</w:t>
-        </w:r>
-      </w:hyperlink>
+      <w:r>
+        <w:rPr>
+          <w:lang w:val="zh_TW" w:bidi="zh_TW"/>
+        </w:rPr>
+        <w:t>林後5:10</w:t>
+      </w:r>
       <w:r>
         <w:rPr>
           <w:lang w:val="zh_TW" w:bidi="zh_TW"/>
         </w:rPr>
         <w:t>），神會賞賜並誇讚他們（</w:t>
       </w:r>
-      <w:hyperlink r:id="rId84">
-        <w:r>
-          <w:rPr>
-            <w:lang w:val="zh_TW" w:bidi="zh_TW"/>
-          </w:rPr>
-          <w:rPr>
-            <w:color w:val="0000EE"/>
-            <w:u w:val="single"/>
-          </w:rPr>
-          <w:t>提後4:7–8</w:t>
-        </w:r>
-      </w:hyperlink>
+      <w:r>
+        <w:rPr>
+          <w:lang w:val="zh_TW" w:bidi="zh_TW"/>
+        </w:rPr>
+        <w:t>提後4:7–8</w:t>
+      </w:r>
       <w:r>
         <w:rPr>
           <w:lang w:val="zh_TW" w:bidi="zh_TW"/>
         </w:rPr>
         <w:t>；</w:t>
       </w:r>
-      <w:hyperlink r:id="rId85">
-        <w:r>
-          <w:rPr>
-            <w:lang w:val="zh_TW" w:bidi="zh_TW"/>
-          </w:rPr>
-          <w:rPr>
-            <w:color w:val="0000EE"/>
-            <w:u w:val="single"/>
-          </w:rPr>
-          <w:t>啟2:10</w:t>
-        </w:r>
-      </w:hyperlink>
+      <w:r>
+        <w:rPr>
+          <w:lang w:val="zh_TW" w:bidi="zh_TW"/>
+        </w:rPr>
+        <w:t>啟2:10</w:t>
+      </w:r>
       <w:r>
         <w:rPr>
           <w:lang w:val="zh_TW" w:bidi="zh_TW"/>
         </w:rPr>
         <w:t>；見</w:t>
       </w:r>
-      <w:hyperlink r:id="rId86">
-        <w:r>
-          <w:rPr>
-            <w:lang w:val="zh_TW" w:bidi="zh_TW"/>
-          </w:rPr>
-          <w:rPr>
-            <w:color w:val="0000EE"/>
-            <w:u w:val="single"/>
-          </w:rPr>
-          <w:t>太25:23</w:t>
-        </w:r>
-      </w:hyperlink>
+      <w:r>
+        <w:rPr>
+          <w:lang w:val="zh_TW" w:bidi="zh_TW"/>
+        </w:rPr>
+        <w:t>太25:23</w:t>
+      </w:r>
       <w:r>
         <w:rPr>
           <w:lang w:val="zh_TW" w:bidi="zh_TW"/>
